--- a/data/employees/EMP011/AST-EMP011-03.docx
+++ b/data/employees/EMP011/AST-EMP011-03.docx
@@ -7,10 +7,7 @@
         <w:pStyle w:val="Heading1"/>
       </w:pPr>
       <w:r>
-        <w:rPr>
-          <w:sz w:val="36"/>
-        </w:rPr>
-        <w:t>Design specification - EMP011</w:t>
+        <w:t>Ast Emp011 03 - EMP011</w:t>
       </w:r>
     </w:p>
     <w:p>
@@ -18,130 +15,32 @@
         <w:pStyle w:val="Heading2"/>
       </w:pPr>
       <w:r>
-        <w:t>Document Metadata</w:t>
-      </w:r>
-    </w:p>
-    <w:tbl>
-      <w:tblPr>
-        <w:tblStyle w:val="TableGrid"/>
-        <w:tblW w:type="auto" w:w="0"/>
-        <w:tblLook w:firstColumn="1" w:firstRow="1" w:lastColumn="0" w:lastRow="0" w:noHBand="0" w:noVBand="1" w:val="04A0"/>
-      </w:tblPr>
-      <w:tblGrid>
-        <w:gridCol w:w="4320"/>
-        <w:gridCol w:w="4320"/>
-      </w:tblGrid>
-      <w:tr>
-        <w:tc>
-          <w:tcPr>
-            <w:tcW w:type="dxa" w:w="4320"/>
-          </w:tcPr>
-          <w:p>
-            <w:r>
-              <w:t>Author</w:t>
-            </w:r>
-          </w:p>
-        </w:tc>
-        <w:tc>
-          <w:tcPr>
-            <w:tcW w:type="dxa" w:w="4320"/>
-          </w:tcPr>
-          <w:p>
-            <w:r>
-              <w:t>Alex Garcia</w:t>
-            </w:r>
-          </w:p>
-        </w:tc>
-      </w:tr>
-      <w:tr>
-        <w:tc>
-          <w:tcPr>
-            <w:tcW w:type="dxa" w:w="4320"/>
-          </w:tcPr>
-          <w:p>
-            <w:r>
-              <w:t>Role / Department</w:t>
-            </w:r>
-          </w:p>
-        </w:tc>
-        <w:tc>
-          <w:tcPr>
-            <w:tcW w:type="dxa" w:w="4320"/>
-          </w:tcPr>
-          <w:p>
-            <w:r>
-              <w:t>Lead | IT</w:t>
-            </w:r>
-          </w:p>
-        </w:tc>
-      </w:tr>
-      <w:tr>
-        <w:tc>
-          <w:tcPr>
-            <w:tcW w:type="dxa" w:w="4320"/>
-          </w:tcPr>
-          <w:p>
-            <w:r>
-              <w:t>Location</w:t>
-            </w:r>
-          </w:p>
-        </w:tc>
-        <w:tc>
-          <w:tcPr>
-            <w:tcW w:type="dxa" w:w="4320"/>
-          </w:tcPr>
-          <w:p>
-            <w:r>
-              <w:t>Portland</w:t>
-            </w:r>
-          </w:p>
-        </w:tc>
-      </w:tr>
-      <w:tr>
-        <w:tc>
-          <w:tcPr>
-            <w:tcW w:type="dxa" w:w="4320"/>
-          </w:tcPr>
-          <w:p>
-            <w:r>
-              <w:t>Last Modified</w:t>
-            </w:r>
-          </w:p>
-        </w:tc>
-        <w:tc>
-          <w:tcPr>
-            <w:tcW w:type="dxa" w:w="4320"/>
-          </w:tcPr>
-          <w:p>
-            <w:r>
-              <w:t>2025-01-15</w:t>
-            </w:r>
-          </w:p>
-        </w:tc>
-      </w:tr>
-    </w:tbl>
-    <w:p/>
-    <w:p>
-      <w:pPr>
-        <w:pStyle w:val="Heading2"/>
-      </w:pPr>
-      <w:r>
-        <w:t>Specification</w:t>
+        <w:t>Page 1</w:t>
       </w:r>
     </w:p>
     <w:p>
       <w:r>
-        <w:t>Design Specification: Zero-Trust Network Segmentation</w:t>
+        <w:t>Section 1: Knowledge transfer and onboarding. EMP011 contributes to ast emp011 03 through recurring collaboration, clear ownership boundaries, and measurable outcomes. The team captures decisions, open issues, and handoffs so that knowledge remains discoverable for future programs.</w:t>
       </w:r>
     </w:p>
     <w:p>
       <w:r>
-        <w:t>Version: 1.0</w:t>
+        <w:t>Section 2: Automation backlog refinement. EMP011 contributes to ast emp011 03 through recurring collaboration, clear ownership boundaries, and measurable outcomes. The team captures decisions, open issues, and handoffs so that knowledge remains discoverable for future programs.</w:t>
       </w:r>
     </w:p>
     <w:p>
       <w:r>
-        <w:t>This specification describes the implementation of micro-segmentation across the corporate network. Identity verification enforces MFA for all admin access. East-west traffic inspection is handled by the Azure Firewall Premium tier with IDPS signatures enabled.</w:t>
+        <w:t>Section 3: Quarterly delivery milestones. EMP011 contributes to ast emp011 03 through recurring collaboration, clear ownership boundaries, and measurable outcomes. The team captures decisions, open issues, and handoffs so that knowledge remains discoverable for future programs.</w:t>
+      </w:r>
+    </w:p>
+    <w:p>
+      <w:r>
+        <w:t>Section 4: Quarterly delivery milestones. EMP011 contributes to ast emp011 03 through recurring collaboration, clear ownership boundaries, and measurable outcomes. The team captures decisions, open issues, and handoffs so that knowledge remains discoverable for future programs.</w:t>
+      </w:r>
+    </w:p>
+    <w:p>
+      <w:r>
+        <w:br w:type="page"/>
       </w:r>
     </w:p>
     <w:p>
@@ -149,12 +48,60 @@
         <w:pStyle w:val="Heading2"/>
       </w:pPr>
       <w:r>
-        <w:t>Author Competencies</w:t>
+        <w:t>Page 2</w:t>
       </w:r>
     </w:p>
     <w:p>
       <w:r>
-        <w:t>Synapse, TypeScript, Ontology, Azure AI</w:t>
+        <w:t>Section 1: Operational risk review. EMP011 contributes to ast emp011 03 through recurring collaboration, clear ownership boundaries, and measurable outcomes. The team captures decisions, open issues, and handoffs so that knowledge remains discoverable for future programs.</w:t>
+      </w:r>
+    </w:p>
+    <w:p>
+      <w:r>
+        <w:t>Section 2: Data quality remediation. EMP011 contributes to ast emp011 03 through recurring collaboration, clear ownership boundaries, and measurable outcomes. The team captures decisions, open issues, and handoffs so that knowledge remains discoverable for future programs.</w:t>
+      </w:r>
+    </w:p>
+    <w:p>
+      <w:r>
+        <w:t>Section 3: Department KPI performance. EMP011 contributes to ast emp011 03 through recurring collaboration, clear ownership boundaries, and measurable outcomes. The team captures decisions, open issues, and handoffs so that knowledge remains discoverable for future programs.</w:t>
+      </w:r>
+    </w:p>
+    <w:p>
+      <w:r>
+        <w:t>Section 4: Data quality remediation. EMP011 contributes to ast emp011 03 through recurring collaboration, clear ownership boundaries, and measurable outcomes. The team captures decisions, open issues, and handoffs so that knowledge remains discoverable for future programs.</w:t>
+      </w:r>
+    </w:p>
+    <w:p>
+      <w:r>
+        <w:br w:type="page"/>
+      </w:r>
+    </w:p>
+    <w:p>
+      <w:pPr>
+        <w:pStyle w:val="Heading2"/>
+      </w:pPr>
+      <w:r>
+        <w:t>Page 3</w:t>
+      </w:r>
+    </w:p>
+    <w:p>
+      <w:r>
+        <w:t>Section 1: Department KPI performance. EMP011 contributes to ast emp011 03 through recurring collaboration, clear ownership boundaries, and measurable outcomes. The team captures decisions, open issues, and handoffs so that knowledge remains discoverable for future programs.</w:t>
+      </w:r>
+    </w:p>
+    <w:p>
+      <w:r>
+        <w:t>Section 2: Customer escalation analysis. EMP011 contributes to ast emp011 03 through recurring collaboration, clear ownership boundaries, and measurable outcomes. The team captures decisions, open issues, and handoffs so that knowledge remains discoverable for future programs.</w:t>
+      </w:r>
+    </w:p>
+    <w:p>
+      <w:r>
+        <w:t>Section 3: Knowledge transfer and onboarding. EMP011 contributes to ast emp011 03 through recurring collaboration, clear ownership boundaries, and measurable outcomes. The team captures decisions, open issues, and handoffs so that knowledge remains discoverable for future programs.</w:t>
+      </w:r>
+    </w:p>
+    <w:p>
+      <w:r>
+        <w:t>Section 4: Customer escalation analysis. EMP011 contributes to ast emp011 03 through recurring collaboration, clear ownership boundaries, and measurable outcomes. The team captures decisions, open issues, and handoffs so that knowledge remains discoverable for future programs.</w:t>
       </w:r>
     </w:p>
     <w:sectPr>
